--- a/klagomål/A 37350-2026 FSC-klagomål.docx
+++ b/klagomål/A 37350-2026 FSC-klagomål.docx
@@ -993,7 +993,7 @@
     <w:r>
       <w:tab/>
       <w:tab/>
-      <w:t>2026-10-04</w:t>
+      <w:t>2026-10-05</w:t>
       <w:br/>
       <w:br/>
     </w:r>

--- a/klagomål/A 37350-2026 FSC-klagomål.docx
+++ b/klagomål/A 37350-2026 FSC-klagomål.docx
@@ -178,7 +178,7 @@
       <w:r>
         <w:drawing>
           <wp:inline xmlns:a="http://schemas.openxmlformats.org/drawingml/2006/main" xmlns:pic="http://schemas.openxmlformats.org/drawingml/2006/picture">
-            <wp:extent cx="5486400" cy="4807670"/>
+            <wp:extent cx="5486400" cy="4926448"/>
             <wp:docPr id="1" name="Picture 1"/>
             <wp:cNvGraphicFramePr>
               <a:graphicFrameLocks noChangeAspect="1"/>
@@ -199,7 +199,7 @@
                   <pic:spPr>
                     <a:xfrm>
                       <a:off x="0" y="0"/>
-                      <a:ext cx="5486400" cy="4807670"/>
+                      <a:ext cx="5486400" cy="4926448"/>
                     </a:xfrm>
                     <a:prstGeom prst="rect"/>
                   </pic:spPr>
@@ -221,7 +221,7 @@
     </w:p>
     <w:p>
       <w:r>
-        <w:t>I och inom 8 meter från avverkningsanmälan finns fynd av 6 naturvårdsarter, varav 2 är rödlistade, 3 är fridlysta, 4 är typiska (T) och 1 är signalart (S): gul pysslinglav (VU), talltita (NT, §4), gulnål (S, T), linnea (T), spillkråka (T, §4) och tofsmes (T, §4). Se Figur 1.</w:t>
+        <w:t>I och inom 8 meter från avverkningsanmälan finns fynd av 8 naturvårdsarter, varav 3 är rödlistade, 3 är fridlysta, 6 är typiska (T) och 2 är signalarter (S): gul pysslinglav (VU), talltita (NT, §4), ullticka (NT, T), gulnål (S, T), vedticka (S, T), linnea (T), spillkråka (T, §4) och tofsmes (T, §4). Se Figur 1.</w:t>
       </w:r>
     </w:p>
     <w:p>
@@ -274,6 +274,62 @@
         <w:rPr>
           <w:b/>
         </w:rPr>
+        <w:t>Ullticka (NT)</w:t>
+      </w:r>
+      <w:r>
+        <w:t xml:space="preserve"> är knuten till restbestånd av barrnaturskog och förekommer med ett tydligt optimum i orörda eller måttligt påverkade gamla granskogar där det föreligger viss kontinuitet av grov död ved. Ullticka är en bra signalart inom hela sitt utbredningsområde och i södra Sverige är den sällsynt och en god signalart för skyddsvärda granskogsmiljöer. Den hotas av avverkning och fragmentering av naturskog och äldre granskog med lång trädkontinuitet. På ullticka kan ibland ulltickeporing (VU) påträffas - det är en sällsynt ticka som nyligen delats upp i de tre olika arterna ulltickeporing </w:t>
+      </w:r>
+      <w:r>
+        <w:rPr>
+          <w:i/>
+        </w:rPr>
+        <w:t xml:space="preserve">Skeletocutis brevispora </w:t>
+      </w:r>
+      <w:r>
+        <w:t>(VU)</w:t>
+      </w:r>
+      <w:r>
+        <w:rPr>
+          <w:i/>
+        </w:rPr>
+        <w:t>, Skeletocutis delicata</w:t>
+      </w:r>
+      <w:r>
+        <w:t xml:space="preserve"> (VU)</w:t>
+      </w:r>
+      <w:r>
+        <w:rPr>
+          <w:i/>
+        </w:rPr>
+        <w:t xml:space="preserve"> och Skeletocutis exilis</w:t>
+      </w:r>
+      <w:r>
+        <w:t xml:space="preserve"> (NT). Ullticka är typisk art för </w:t>
+      </w:r>
+      <w:r>
+        <w:rPr>
+          <w:i/>
+        </w:rPr>
+        <w:t xml:space="preserve">9010 Taiga, 9050 Näringsrik granskog </w:t>
+      </w:r>
+      <w:r>
+        <w:t xml:space="preserve">och </w:t>
+      </w:r>
+      <w:r>
+        <w:rPr>
+          <w:i/>
+        </w:rPr>
+        <w:t>9030 Landhöjningsskog</w:t>
+      </w:r>
+      <w:r>
+        <w:t xml:space="preserve"> (SLU Artdatabanken, 2026; Nitare &amp; Skogsstyrelsen, 2019; Miettinen &amp; Niemelä, 2018).</w:t>
+      </w:r>
+    </w:p>
+    <w:p>
+      <w:r>
+        <w:rPr>
+          <w:b/>
+        </w:rPr>
         <w:t>Gulnål</w:t>
       </w:r>
       <w:r>
@@ -293,6 +349,26 @@
           <w:i/>
         </w:rPr>
         <w:t xml:space="preserve"> 9130 Näringsrik bokskog </w:t>
+      </w:r>
+      <w:r>
+        <w:t>(Nitare &amp; Skogsstyrelsen, 2019; SLU Artdatabanken, 2025).</w:t>
+      </w:r>
+    </w:p>
+    <w:p>
+      <w:r>
+        <w:rPr>
+          <w:b/>
+        </w:rPr>
+        <w:t xml:space="preserve">Vedticka </w:t>
+      </w:r>
+      <w:r>
+        <w:t xml:space="preserve">är en bra signalart söder om den naturliga norrlandsgränsen. Den är huvudsakligen knuten till äldre barrskogar där det föreligger långvarig kontinuitet av död barrved. Vedticka är typisk art för </w:t>
+      </w:r>
+      <w:r>
+        <w:rPr>
+          <w:i/>
+        </w:rPr>
+        <w:t xml:space="preserve">9010 Taiga </w:t>
       </w:r>
       <w:r>
         <w:t>(Nitare &amp; Skogsstyrelsen, 2019; SLU Artdatabanken, 2025).</w:t>
@@ -473,7 +549,7 @@
         <w:rPr>
           <w:i/>
         </w:rPr>
-        <w:t>I det avverkningsanmälda skogsområdet har 6 naturvårdsarter varav 2 rödlistade arter sina livsmiljöer och växtplatser.</w:t>
+        <w:t>I det avverkningsanmälda skogsområdet har 8 naturvårdsarter varav 3 rödlistade arter sina livsmiljöer och växtplatser.</w:t>
       </w:r>
     </w:p>
     <w:p>
@@ -993,7 +1069,7 @@
     <w:r>
       <w:tab/>
       <w:tab/>
-      <w:t>2026-10-05</w:t>
+      <w:t>2026-10-06</w:t>
       <w:br/>
       <w:br/>
     </w:r>

--- a/klagomål/A 37350-2026 FSC-klagomål.docx
+++ b/klagomål/A 37350-2026 FSC-klagomål.docx
@@ -178,7 +178,7 @@
       <w:r>
         <w:drawing>
           <wp:inline xmlns:a="http://schemas.openxmlformats.org/drawingml/2006/main" xmlns:pic="http://schemas.openxmlformats.org/drawingml/2006/picture">
-            <wp:extent cx="5486400" cy="4926448"/>
+            <wp:extent cx="5486400" cy="4817097"/>
             <wp:docPr id="1" name="Picture 1"/>
             <wp:cNvGraphicFramePr>
               <a:graphicFrameLocks noChangeAspect="1"/>
@@ -199,7 +199,7 @@
                   <pic:spPr>
                     <a:xfrm>
                       <a:off x="0" y="0"/>
-                      <a:ext cx="5486400" cy="4926448"/>
+                      <a:ext cx="5486400" cy="4817097"/>
                     </a:xfrm>
                     <a:prstGeom prst="rect"/>
                   </pic:spPr>
@@ -221,7 +221,7 @@
     </w:p>
     <w:p>
       <w:r>
-        <w:t>I och inom 8 meter från avverkningsanmälan finns fynd av 8 naturvårdsarter, varav 3 är rödlistade, 3 är fridlysta, 6 är typiska (T) och 2 är signalarter (S): gul pysslinglav (VU), talltita (NT, §4), ullticka (NT, T), gulnål (S, T), vedticka (S, T), linnea (T), spillkråka (T, §4) och tofsmes (T, §4). Se Figur 1.</w:t>
+        <w:t>I och inom 8 meter från avverkningsanmälan finns fynd av 10 naturvårdsarter, varav 3 är rödlistade, 5 är fridlysta, 8 är typiska (T) och 2 är signalarter (S): gul pysslinglav (VU), talltita (NT, §4), ullticka (NT, T), gulnål (S, T), vedticka (S, T), gråspett (T, §4), järpe (T, §4), linnea (T), spillkråka (T, §4) och tofsmes (T, §4). Se Figur 1.</w:t>
       </w:r>
     </w:p>
     <w:p>
@@ -379,6 +379,55 @@
         <w:rPr>
           <w:b/>
         </w:rPr>
+        <w:t>Gråspett (§4)</w:t>
+      </w:r>
+      <w:r>
+        <w:t xml:space="preserve"> är fridlyst enligt 4§ artskyddsförordningen och upptagen i bilaga 1 fågeldirektivet. Gråspetten är en bra indikator för lövrika områden på landskapsnivå och försvinner när gles, flerskiktad, lövrik skog med hög andel döda och döende träd ersätts av täta, barrdominerade likåldriga bestånd. Arten missgynnas av skogliga åtgärder som minskar mängden död ved, som t.ex. bortrensning av vindfällen, avverkning i sumpskogsmiljöer och på brandfält. Häckningsreviret är stort, cirka 50–100 hektar. Under vintern är gråspetten mer beroende av äldre skog och döda träd och kan då röra sig över betydligt större områden, uppemot 2000–5000 hektar. Gråspett är typisk art för </w:t>
+      </w:r>
+      <w:r>
+        <w:rPr>
+          <w:i/>
+        </w:rPr>
+        <w:t xml:space="preserve">9010 Taiga </w:t>
+      </w:r>
+      <w:r>
+        <w:t>(Skogsstyrelsen, 2016; SLU Artdatabanken, 2025).</w:t>
+      </w:r>
+    </w:p>
+    <w:p>
+      <w:r>
+        <w:rPr>
+          <w:b/>
+        </w:rPr>
+        <w:t>Järpe (§4)</w:t>
+      </w:r>
+      <w:r>
+        <w:t xml:space="preserve">, som är upptagen i bilaga 1 och 2 EU:s fågeldirektiv, är mycket stationär inom sitt revir som är minst 25 hektar stort. Livsmiljöerna utgörs av tät barrskog med inblandning av lövträd och en väl utvecklad flerskiktad struktur med bärris och yngre eller undertryckta, täta granar i ett lägre skikt, ofta utmed bäckar och åar inne i den skyddande granskogen. Den överlever inte om dess livsmiljö kalavverkas och är även känslig för röjning, gallring och avverkning där unga granar och lövträd inte sparas i tillräcklig omfattning. Arten finns i sammanhängande grandominerad skog över hela Sverige men förekomsterna är betydligt glesare i Götaland än i övriga landet. Järpe är typisk art för </w:t>
+      </w:r>
+      <w:r>
+        <w:rPr>
+          <w:i/>
+        </w:rPr>
+        <w:t xml:space="preserve">9010 Taiga, 9080 Lövsumpskog </w:t>
+      </w:r>
+      <w:r>
+        <w:t xml:space="preserve">och </w:t>
+      </w:r>
+      <w:r>
+        <w:rPr>
+          <w:i/>
+        </w:rPr>
+        <w:t xml:space="preserve">9740 Skogsbevuxen myr </w:t>
+      </w:r>
+      <w:r>
+        <w:t>(SLU Artdatabanken, 2026).</w:t>
+      </w:r>
+    </w:p>
+    <w:p>
+      <w:r>
+        <w:rPr>
+          <w:b/>
+        </w:rPr>
         <w:t xml:space="preserve">Linnea </w:t>
       </w:r>
       <w:r>
@@ -549,7 +598,7 @@
         <w:rPr>
           <w:i/>
         </w:rPr>
-        <w:t>I det avverkningsanmälda skogsområdet har 8 naturvårdsarter varav 3 rödlistade arter sina livsmiljöer och växtplatser.</w:t>
+        <w:t>I det avverkningsanmälda skogsområdet har 10 naturvårdsarter varav 3 rödlistade arter sina livsmiljöer och växtplatser.</w:t>
       </w:r>
     </w:p>
     <w:p>
@@ -858,6 +907,64 @@
     <w:p>
       <w:r>
         <w:t xml:space="preserve">SLU Artdatabanken, 2021. </w:t>
+      </w:r>
+      <w:r>
+        <w:rPr>
+          <w:i/>
+        </w:rPr>
+        <w:t xml:space="preserve">Artfaktablad. Naturvård – artfakta. </w:t>
+      </w:r>
+      <w:r>
+        <w:t>SLU Artdatabanken, Uppsala</w:t>
+      </w:r>
+    </w:p>
+    <w:p>
+      <w:pPr>
+        <w:pStyle w:val="Heading1"/>
+      </w:pPr>
+      <w:r>
+        <w:t>Järpe – ekologi samt krav på livsmiljön</w:t>
+      </w:r>
+    </w:p>
+    <w:p>
+      <w:r>
+        <w:t>Järpe är fridlyst enligt 4§ artskyddsförordningen och upptagen i bilaga 1 och 2 EU:s fågeldirektiv. Den finns i sammanhängande grandominerad skog över hela Sverige men förekomsterna är betydligt glesare i Götaland än i övriga landet. Järpen har sina livsmiljöer i tät barrskog med inblandning av lövträd och en väl utvecklad flerskiktad struktur med bärris och yngre eller undertryckta, täta granar i ett lägre skikt, ofta utmed bäckar och åar inne i den skyddande granskogen (SLU Artdatabanken, 2026).</w:t>
+      </w:r>
+    </w:p>
+    <w:p>
+      <w:r>
+        <w:t xml:space="preserve">Arten behöver lämpliga skogsbestånd om sammanlagt minst 25 hektar. Den är mycket stationär inom sitt revir och när ett par etablerat sig stannar de så länge miljön är intakt. Den undviker öppen mark och förﬂyttar sig sällan över större öppna myrar eller åkermark, och är därför känslig för fragmentering. Järpen överlever inte om dess livsmiljö kalavverkas och är även känslig för röjning, gallring och avverkning där unga granar och lövträd inte sparas i tillräcklig omfattning.  Järpe är typisk art för </w:t>
+      </w:r>
+      <w:r>
+        <w:rPr>
+          <w:i/>
+        </w:rPr>
+        <w:t>9010 Taiga, 9740 Skogsbevuxen myr</w:t>
+      </w:r>
+      <w:r>
+        <w:t xml:space="preserve"> och </w:t>
+      </w:r>
+      <w:r>
+        <w:rPr>
+          <w:i/>
+        </w:rPr>
+        <w:t>9080 Lövsumpskog</w:t>
+      </w:r>
+      <w:r>
+        <w:t xml:space="preserve"> (SLU Artdatabanken, 2026).</w:t>
+      </w:r>
+    </w:p>
+    <w:p>
+      <w:pPr>
+        <w:pStyle w:val="Heading2"/>
+      </w:pPr>
+      <w:r>
+        <w:t>Referenser – järpe</w:t>
+      </w:r>
+    </w:p>
+    <w:p>
+      <w:r>
+        <w:t xml:space="preserve">SLU Artdatabanken, 2026. </w:t>
       </w:r>
       <w:r>
         <w:rPr>
@@ -1069,7 +1176,7 @@
     <w:r>
       <w:tab/>
       <w:tab/>
-      <w:t>2026-10-06</w:t>
+      <w:t>2026-10-07</w:t>
       <w:br/>
       <w:br/>
     </w:r>

--- a/klagomål/A 37350-2026 FSC-klagomål.docx
+++ b/klagomål/A 37350-2026 FSC-klagomål.docx
@@ -1176,7 +1176,7 @@
     <w:r>
       <w:tab/>
       <w:tab/>
-      <w:t>2026-10-07</w:t>
+      <w:t>2026-10-08</w:t>
       <w:br/>
       <w:br/>
     </w:r>

--- a/klagomål/A 37350-2026 FSC-klagomål.docx
+++ b/klagomål/A 37350-2026 FSC-klagomål.docx
@@ -1176,7 +1176,7 @@
     <w:r>
       <w:tab/>
       <w:tab/>
-      <w:t>2026-10-08</w:t>
+      <w:t>2026-10-09</w:t>
       <w:br/>
       <w:br/>
     </w:r>

--- a/klagomål/A 37350-2026 FSC-klagomål.docx
+++ b/klagomål/A 37350-2026 FSC-klagomål.docx
@@ -1176,7 +1176,7 @@
     <w:r>
       <w:tab/>
       <w:tab/>
-      <w:t>2026-10-09</w:t>
+      <w:t>2026-10-10</w:t>
       <w:br/>
       <w:br/>
     </w:r>

--- a/klagomål/A 37350-2026 FSC-klagomål.docx
+++ b/klagomål/A 37350-2026 FSC-klagomål.docx
@@ -1176,7 +1176,7 @@
     <w:r>
       <w:tab/>
       <w:tab/>
-      <w:t>2026-10-10</w:t>
+      <w:t>2026-10-11</w:t>
       <w:br/>
       <w:br/>
     </w:r>

--- a/klagomål/A 37350-2026 FSC-klagomål.docx
+++ b/klagomål/A 37350-2026 FSC-klagomål.docx
@@ -1176,7 +1176,7 @@
     <w:r>
       <w:tab/>
       <w:tab/>
-      <w:t>2026-10-11</w:t>
+      <w:t>2026-10-12</w:t>
       <w:br/>
       <w:br/>
     </w:r>

--- a/klagomål/A 37350-2026 FSC-klagomål.docx
+++ b/klagomål/A 37350-2026 FSC-klagomål.docx
@@ -1176,7 +1176,7 @@
     <w:r>
       <w:tab/>
       <w:tab/>
-      <w:t>2026-10-12</w:t>
+      <w:t>2026-10-13</w:t>
       <w:br/>
       <w:br/>
     </w:r>

--- a/klagomål/A 37350-2026 FSC-klagomål.docx
+++ b/klagomål/A 37350-2026 FSC-klagomål.docx
@@ -1176,7 +1176,7 @@
     <w:r>
       <w:tab/>
       <w:tab/>
-      <w:t>2026-10-13</w:t>
+      <w:t>2026-10-14</w:t>
       <w:br/>
       <w:br/>
     </w:r>

--- a/klagomål/A 37350-2026 FSC-klagomål.docx
+++ b/klagomål/A 37350-2026 FSC-klagomål.docx
@@ -1176,7 +1176,7 @@
     <w:r>
       <w:tab/>
       <w:tab/>
-      <w:t>2026-10-14</w:t>
+      <w:t>2026-10-15</w:t>
       <w:br/>
       <w:br/>
     </w:r>

--- a/klagomål/A 37350-2026 FSC-klagomål.docx
+++ b/klagomål/A 37350-2026 FSC-klagomål.docx
@@ -1176,7 +1176,7 @@
     <w:r>
       <w:tab/>
       <w:tab/>
-      <w:t>2026-10-15</w:t>
+      <w:t>2026-10-16</w:t>
       <w:br/>
       <w:br/>
     </w:r>

--- a/klagomål/A 37350-2026 FSC-klagomål.docx
+++ b/klagomål/A 37350-2026 FSC-klagomål.docx
@@ -1176,7 +1176,7 @@
     <w:r>
       <w:tab/>
       <w:tab/>
-      <w:t>2026-10-16</w:t>
+      <w:t>2026-10-17</w:t>
       <w:br/>
       <w:br/>
     </w:r>

--- a/klagomål/A 37350-2026 FSC-klagomål.docx
+++ b/klagomål/A 37350-2026 FSC-klagomål.docx
@@ -1176,7 +1176,7 @@
     <w:r>
       <w:tab/>
       <w:tab/>
-      <w:t>2026-10-17</w:t>
+      <w:t>2026-10-18</w:t>
       <w:br/>
       <w:br/>
     </w:r>

--- a/klagomål/A 37350-2026 FSC-klagomål.docx
+++ b/klagomål/A 37350-2026 FSC-klagomål.docx
@@ -1176,7 +1176,7 @@
     <w:r>
       <w:tab/>
       <w:tab/>
-      <w:t>2026-10-18</w:t>
+      <w:t>2026-10-19</w:t>
       <w:br/>
       <w:br/>
     </w:r>

--- a/klagomål/A 37350-2026 FSC-klagomål.docx
+++ b/klagomål/A 37350-2026 FSC-klagomål.docx
@@ -1176,7 +1176,7 @@
     <w:r>
       <w:tab/>
       <w:tab/>
-      <w:t>2026-10-19</w:t>
+      <w:t>2026-10-20</w:t>
       <w:br/>
       <w:br/>
     </w:r>

--- a/klagomål/A 37350-2026 FSC-klagomål.docx
+++ b/klagomål/A 37350-2026 FSC-klagomål.docx
@@ -1176,7 +1176,7 @@
     <w:r>
       <w:tab/>
       <w:tab/>
-      <w:t>2026-10-20</w:t>
+      <w:t>2026-10-21</w:t>
       <w:br/>
       <w:br/>
     </w:r>

--- a/klagomål/A 37350-2026 FSC-klagomål.docx
+++ b/klagomål/A 37350-2026 FSC-klagomål.docx
@@ -1176,7 +1176,7 @@
     <w:r>
       <w:tab/>
       <w:tab/>
-      <w:t>2026-10-21</w:t>
+      <w:t>2026-10-22</w:t>
       <w:br/>
       <w:br/>
     </w:r>

--- a/klagomål/A 37350-2026 FSC-klagomål.docx
+++ b/klagomål/A 37350-2026 FSC-klagomål.docx
@@ -1176,7 +1176,7 @@
     <w:r>
       <w:tab/>
       <w:tab/>
-      <w:t>2026-10-22</w:t>
+      <w:t>2026-10-23</w:t>
       <w:br/>
       <w:br/>
     </w:r>

--- a/klagomål/A 37350-2026 FSC-klagomål.docx
+++ b/klagomål/A 37350-2026 FSC-klagomål.docx
@@ -1176,7 +1176,7 @@
     <w:r>
       <w:tab/>
       <w:tab/>
-      <w:t>2026-10-23</w:t>
+      <w:t>2026-10-24</w:t>
       <w:br/>
       <w:br/>
     </w:r>

--- a/klagomål/A 37350-2026 FSC-klagomål.docx
+++ b/klagomål/A 37350-2026 FSC-klagomål.docx
@@ -1176,7 +1176,7 @@
     <w:r>
       <w:tab/>
       <w:tab/>
-      <w:t>2026-10-24</w:t>
+      <w:t>2026-10-25</w:t>
       <w:br/>
       <w:br/>
     </w:r>

--- a/klagomål/A 37350-2026 FSC-klagomål.docx
+++ b/klagomål/A 37350-2026 FSC-klagomål.docx
@@ -1176,7 +1176,7 @@
     <w:r>
       <w:tab/>
       <w:tab/>
-      <w:t>2026-10-25</w:t>
+      <w:t>2026-10-26</w:t>
       <w:br/>
       <w:br/>
     </w:r>

--- a/klagomål/A 37350-2026 FSC-klagomål.docx
+++ b/klagomål/A 37350-2026 FSC-klagomål.docx
@@ -1176,7 +1176,7 @@
     <w:r>
       <w:tab/>
       <w:tab/>
-      <w:t>2026-10-26</w:t>
+      <w:t>2026-10-27</w:t>
       <w:br/>
       <w:br/>
     </w:r>

--- a/klagomål/A 37350-2026 FSC-klagomål.docx
+++ b/klagomål/A 37350-2026 FSC-klagomål.docx
@@ -1176,7 +1176,7 @@
     <w:r>
       <w:tab/>
       <w:tab/>
-      <w:t>2026-10-27</w:t>
+      <w:t>2026-10-28</w:t>
       <w:br/>
       <w:br/>
     </w:r>

--- a/klagomål/A 37350-2026 FSC-klagomål.docx
+++ b/klagomål/A 37350-2026 FSC-klagomål.docx
@@ -1176,7 +1176,7 @@
     <w:r>
       <w:tab/>
       <w:tab/>
-      <w:t>2026-10-28</w:t>
+      <w:t>2026-10-29</w:t>
       <w:br/>
       <w:br/>
     </w:r>

--- a/klagomål/A 37350-2026 FSC-klagomål.docx
+++ b/klagomål/A 37350-2026 FSC-klagomål.docx
@@ -1176,7 +1176,7 @@
     <w:r>
       <w:tab/>
       <w:tab/>
-      <w:t>2026-10-29</w:t>
+      <w:t>2026-10-31</w:t>
       <w:br/>
       <w:br/>
     </w:r>
